--- a/light-color/files/06_顏色偵探_結案報告單.docx
+++ b/light-color/files/06_顏色偵探_結案報告單.docx
@@ -8,20 +8,20 @@
       </w:pPr>
       <w:r>
         <w:rPr>
+          <w:b/>
+          <w:color w:val="FFFFFF"/>
           <w:sz w:val="30"/>
           <w:szCs w:val="30"/>
-          <w:b/>
-          <w:color w:val="FFFFFF"/>
           <w:shd w:val="clear" w:color="auto" w:fill="1565C0"/>
         </w:rPr>
         <w:t xml:space="preserve">🔵 我會操作　　</w:t>
       </w:r>
       <w:r>
         <w:rPr>
-          <w:sz w:val="40"/>
-          <w:szCs w:val="40"/>
           <w:b/>
           <w:color w:val="0B4A6F"/>
+          <w:sz w:val="40"/>
+          <w:szCs w:val="40"/>
         </w:rPr>
         <w:t xml:space="preserve">　🕵️ 顏色偵探・結案報告單</w:t>
       </w:r>
@@ -44,19 +44,19 @@
       </w:pPr>
       <w:r>
         <w:rPr>
-          <w:sz w:val="36"/>
-          <w:szCs w:val="36"/>
-          <w:b/>
-          <w:color w:val="FFFFFF"/>
+          <w:b/>
+          <w:color w:val="FFFFFF"/>
+          <w:sz w:val="36"/>
+          <w:szCs w:val="36"/>
           <w:shd w:val="clear" w:color="auto" w:fill="0B6FA4"/>
         </w:rPr>
         <w:t xml:space="preserve">1  </w:t>
       </w:r>
       <w:r>
         <w:rPr>
-          <w:sz w:val="36"/>
-          <w:szCs w:val="36"/>
-          <w:b/>
+          <w:b/>
+          <w:sz w:val="36"/>
+          <w:szCs w:val="36"/>
         </w:rPr>
         <w:t xml:space="preserve"> 綠光照紅蘋果，蘋果變成？（圈一個）</w:t>
       </w:r>
@@ -118,19 +118,19 @@
       </w:pPr>
       <w:r>
         <w:rPr>
-          <w:sz w:val="36"/>
-          <w:szCs w:val="36"/>
-          <w:b/>
-          <w:color w:val="FFFFFF"/>
+          <w:b/>
+          <w:color w:val="FFFFFF"/>
+          <w:sz w:val="36"/>
+          <w:szCs w:val="36"/>
           <w:shd w:val="clear" w:color="auto" w:fill="0B6FA4"/>
         </w:rPr>
         <w:t xml:space="preserve">2  </w:t>
       </w:r>
       <w:r>
         <w:rPr>
-          <w:sz w:val="36"/>
-          <w:szCs w:val="36"/>
-          <w:b/>
+          <w:b/>
+          <w:sz w:val="36"/>
+          <w:szCs w:val="36"/>
         </w:rPr>
         <w:t xml:space="preserve"> 案件一：晚上在馬路邊，穿哪件最安全？（貼「安全」貼紙）</w:t>
       </w:r>
@@ -192,19 +192,19 @@
       </w:pPr>
       <w:r>
         <w:rPr>
-          <w:sz w:val="36"/>
-          <w:szCs w:val="36"/>
-          <w:b/>
-          <w:color w:val="FFFFFF"/>
+          <w:b/>
+          <w:color w:val="FFFFFF"/>
+          <w:sz w:val="36"/>
+          <w:szCs w:val="36"/>
           <w:shd w:val="clear" w:color="auto" w:fill="0B6FA4"/>
         </w:rPr>
         <w:t xml:space="preserve">3  </w:t>
       </w:r>
       <w:r>
         <w:rPr>
-          <w:sz w:val="36"/>
-          <w:szCs w:val="36"/>
-          <w:b/>
+          <w:b/>
+          <w:sz w:val="36"/>
+          <w:szCs w:val="36"/>
         </w:rPr>
         <w:t xml:space="preserve"> 案件二：大太陽，哪件比較涼？（圈一個）</w:t>
       </w:r>
@@ -253,19 +253,19 @@
       </w:pPr>
       <w:r>
         <w:rPr>
-          <w:sz w:val="36"/>
-          <w:szCs w:val="36"/>
-          <w:b/>
-          <w:color w:val="FFFFFF"/>
+          <w:b/>
+          <w:color w:val="FFFFFF"/>
+          <w:sz w:val="36"/>
+          <w:szCs w:val="36"/>
           <w:shd w:val="clear" w:color="auto" w:fill="0B6FA4"/>
         </w:rPr>
         <w:t xml:space="preserve">4  </w:t>
       </w:r>
       <w:r>
         <w:rPr>
-          <w:sz w:val="36"/>
-          <w:szCs w:val="36"/>
-          <w:b/>
+          <w:b/>
+          <w:sz w:val="36"/>
+          <w:szCs w:val="36"/>
         </w:rPr>
         <w:t xml:space="preserve"> 案件三：「停」是哪個燈？（圈一個）</w:t>
       </w:r>
@@ -288,19 +288,19 @@
       </w:pPr>
       <w:r>
         <w:rPr>
-          <w:sz w:val="36"/>
-          <w:szCs w:val="36"/>
-          <w:b/>
-          <w:color w:val="FFFFFF"/>
+          <w:b/>
+          <w:color w:val="FFFFFF"/>
+          <w:sz w:val="36"/>
+          <w:szCs w:val="36"/>
           <w:shd w:val="clear" w:color="auto" w:fill="0B6FA4"/>
         </w:rPr>
         <w:t xml:space="preserve">5  </w:t>
       </w:r>
       <w:r>
         <w:rPr>
-          <w:sz w:val="36"/>
-          <w:szCs w:val="36"/>
-          <w:b/>
+          <w:b/>
+          <w:sz w:val="36"/>
+          <w:szCs w:val="36"/>
         </w:rPr>
         <w:t xml:space="preserve"> 連連看：東西的顏色 ＝ 它 ＿＿＿ 什麼光（貼「反射」貼紙）</w:t>
       </w:r>
@@ -323,18 +323,18 @@
       </w:pPr>
       <w:r>
         <w:rPr>
+          <w:b/>
+          <w:color w:val="0B6FA4"/>
           <w:sz w:val="28"/>
           <w:szCs w:val="28"/>
-          <w:b/>
-          <w:color w:val="0B6FA4"/>
         </w:rPr>
         <w:t xml:space="preserve">👏 三案全破！貼一張結案貼紙 → </w:t>
       </w:r>
       <w:r>
         <w:rPr>
-          <w:sz w:val="40"/>
-          <w:szCs w:val="40"/>
-          <w:b/>
+          <w:b/>
+          <w:sz w:val="40"/>
+          <w:szCs w:val="40"/>
         </w:rPr>
         <w:t xml:space="preserve">☐</w:t>
       </w:r>
@@ -350,20 +350,20 @@
       </w:pPr>
       <w:r>
         <w:rPr>
+          <w:b/>
+          <w:color w:val="FFFFFF"/>
           <w:sz w:val="30"/>
           <w:szCs w:val="30"/>
-          <w:b/>
-          <w:color w:val="FFFFFF"/>
           <w:shd w:val="clear" w:color="auto" w:fill="E67E22"/>
         </w:rPr>
         <w:t xml:space="preserve">🟠 我會推理　　</w:t>
       </w:r>
       <w:r>
         <w:rPr>
-          <w:sz w:val="40"/>
-          <w:szCs w:val="40"/>
           <w:b/>
           <w:color w:val="0B4A6F"/>
+          <w:sz w:val="40"/>
+          <w:szCs w:val="40"/>
         </w:rPr>
         <w:t xml:space="preserve">　🕵️ 顏色偵探・結案報告單</w:t>
       </w:r>
@@ -386,19 +386,19 @@
       </w:pPr>
       <w:r>
         <w:rPr>
+          <w:b/>
+          <w:color w:val="FFFFFF"/>
           <w:sz w:val="32"/>
           <w:szCs w:val="32"/>
-          <w:b/>
-          <w:color w:val="FFFFFF"/>
           <w:shd w:val="clear" w:color="auto" w:fill="0B6FA4"/>
         </w:rPr>
         <w:t xml:space="preserve">1  </w:t>
       </w:r>
       <w:r>
         <w:rPr>
+          <w:b/>
           <w:sz w:val="34"/>
           <w:szCs w:val="34"/>
-          <w:b/>
         </w:rPr>
         <w:t xml:space="preserve"> 證據：綠光照紅蘋果會變黑。因為蘋果只反射 ＿＿＿ 光，綠光沒有 ＿＿＿ 光可以反射，所以 ＿＿＿＿。</w:t>
       </w:r>
@@ -409,19 +409,19 @@
       </w:pPr>
       <w:r>
         <w:rPr>
+          <w:b/>
+          <w:color w:val="FFFFFF"/>
           <w:sz w:val="32"/>
           <w:szCs w:val="32"/>
-          <w:b/>
-          <w:color w:val="FFFFFF"/>
           <w:shd w:val="clear" w:color="auto" w:fill="0B6FA4"/>
         </w:rPr>
         <w:t xml:space="preserve">2  </w:t>
       </w:r>
       <w:r>
         <w:rPr>
+          <w:b/>
           <w:sz w:val="34"/>
           <w:szCs w:val="34"/>
-          <w:b/>
         </w:rPr>
         <w:t xml:space="preserve"> 案件一：夜間工人穿螢光黃綠背心，因為它 ＿＿＿＿＿＿＿＿＿，所以車燈一照就 ＿＿＿＿。</w:t>
       </w:r>
@@ -432,19 +432,19 @@
       </w:pPr>
       <w:r>
         <w:rPr>
+          <w:b/>
+          <w:color w:val="FFFFFF"/>
           <w:sz w:val="32"/>
           <w:szCs w:val="32"/>
-          <w:b/>
-          <w:color w:val="FFFFFF"/>
           <w:shd w:val="clear" w:color="auto" w:fill="0B6FA4"/>
         </w:rPr>
         <w:t xml:space="preserve">3  </w:t>
       </w:r>
       <w:r>
         <w:rPr>
+          <w:b/>
           <w:sz w:val="34"/>
           <w:szCs w:val="34"/>
-          <w:b/>
         </w:rPr>
         <w:t xml:space="preserve"> 案件二：大太陽穿白衣比較涼，因為白色 ＿＿＿＿ 光；黑色 ＿＿＿＿ 光，變成 ＿＿＿。</w:t>
       </w:r>
@@ -455,19 +455,19 @@
       </w:pPr>
       <w:r>
         <w:rPr>
+          <w:b/>
+          <w:color w:val="FFFFFF"/>
           <w:sz w:val="32"/>
           <w:szCs w:val="32"/>
-          <w:b/>
-          <w:color w:val="FFFFFF"/>
           <w:shd w:val="clear" w:color="auto" w:fill="0B6FA4"/>
         </w:rPr>
         <w:t xml:space="preserve">4  </w:t>
       </w:r>
       <w:r>
         <w:rPr>
+          <w:b/>
           <w:sz w:val="34"/>
           <w:szCs w:val="34"/>
-          <w:b/>
         </w:rPr>
         <w:t xml:space="preserve"> 案件三：「停」用紅燈，因為紅光 ＿＿＿＿＿＿＿＿＿＿。</w:t>
       </w:r>
@@ -478,19 +478,19 @@
       </w:pPr>
       <w:r>
         <w:rPr>
+          <w:b/>
+          <w:color w:val="FFFFFF"/>
           <w:sz w:val="32"/>
           <w:szCs w:val="32"/>
-          <w:b/>
-          <w:color w:val="FFFFFF"/>
           <w:shd w:val="clear" w:color="auto" w:fill="0B6FA4"/>
         </w:rPr>
         <w:t xml:space="preserve">5  </w:t>
       </w:r>
       <w:r>
         <w:rPr>
+          <w:b/>
           <w:sz w:val="34"/>
           <w:szCs w:val="34"/>
-          <w:b/>
         </w:rPr>
         <w:t xml:space="preserve"> 遷移新案件：晚上騎腳踏車，你會穿什麼顏色的衣服？為什麼？</w:t>
       </w:r>
@@ -513,19 +513,19 @@
       </w:pPr>
       <w:r>
         <w:rPr>
+          <w:b/>
+          <w:color w:val="FFFFFF"/>
           <w:sz w:val="32"/>
           <w:szCs w:val="32"/>
-          <w:b/>
-          <w:color w:val="FFFFFF"/>
           <w:shd w:val="clear" w:color="auto" w:fill="0B6FA4"/>
         </w:rPr>
         <w:t xml:space="preserve">6  </w:t>
       </w:r>
       <w:r>
         <w:rPr>
+          <w:b/>
           <w:sz w:val="34"/>
           <w:szCs w:val="34"/>
-          <w:b/>
         </w:rPr>
         <w:t xml:space="preserve"> 結案一句話：物體的顏色，就是它 ＿＿＿＿ 什麼光。（這叫 ＿＿＿＿＿＿）</w:t>
       </w:r>
@@ -536,9 +536,9 @@
       </w:pPr>
       <w:r>
         <w:rPr>
+          <w:color w:val="888888"/>
           <w:sz w:val="20"/>
           <w:szCs w:val="20"/>
-          <w:color w:val="888888"/>
         </w:rPr>
         <w:t xml:space="preserve">🕵️ 顏色偵探・結案報告單｜光與顏色 第3節・選擇性反射的生活應用｜Ka-IV-11・ah-IV-2｜竹東國中自然科</w:t>
       </w:r>
@@ -550,15 +550,15 @@
     </w:p>
     <w:p>
       <w:pPr>
+        <w:spacing w:before="0" w:after="40" w:line="276" w:lineRule="auto"/>
         <w:jc w:val="center"/>
-        <w:spacing w:before="0" w:after="40" w:line="276" w:lineRule="auto"/>
-      </w:pPr>
-      <w:r>
-        <w:rPr>
-          <w:sz w:val="40"/>
-          <w:szCs w:val="40"/>
+      </w:pPr>
+      <w:r>
+        <w:rPr>
           <w:b/>
           <w:color w:val="0B4A6F"/>
+          <w:sz w:val="40"/>
+          <w:szCs w:val="40"/>
         </w:rPr>
         <w:t xml:space="preserve">🕵️ 結案報告單・教師解答卡</w:t>
       </w:r>
@@ -569,24 +569,24 @@
       </w:pPr>
       <w:r>
         <w:rPr>
+          <w:b/>
+          <w:color w:val="C0392B"/>
           <w:sz w:val="30"/>
           <w:szCs w:val="30"/>
+        </w:rPr>
+        <w:t xml:space="preserve">🔵 1 變黑｜2 螢光黃綠｜3 白衣｜4 紅燈｜5 反射</w:t>
+      </w:r>
+    </w:p>
+    <w:p>
+      <w:pPr>
+        <w:spacing w:before="0" w:after="120" w:line="276" w:lineRule="auto"/>
+      </w:pPr>
+      <w:r>
+        <w:rPr>
           <w:b/>
           <w:color w:val="C0392B"/>
-        </w:rPr>
-        <w:t xml:space="preserve">🔵 1 變黑｜2 螢光黃綠｜3 白衣｜4 紅燈｜5 反射</w:t>
-      </w:r>
-    </w:p>
-    <w:p>
-      <w:pPr>
-        <w:spacing w:before="0" w:after="120" w:line="276" w:lineRule="auto"/>
-      </w:pPr>
-      <w:r>
-        <w:rPr>
           <w:sz w:val="30"/>
           <w:szCs w:val="30"/>
-          <w:b/>
-          <w:color w:val="C0392B"/>
         </w:rPr>
         <w:t xml:space="preserve">🟠 1 紅／紅／變黑｜2 反射最多光／發亮｜3 反射／吸收／熱｜4 傳得遠、最醒目（雨霧中最看得清楚）｜5 淺色或螢光色，因為反射較多光、車燈照到會亮（合理即可）｜6 反射／選擇性反射</w:t>
       </w:r>
@@ -597,9 +597,9 @@
       </w:pPr>
       <w:r>
         <w:rPr>
+          <w:color w:val="666666"/>
           <w:sz w:val="22"/>
           <w:szCs w:val="22"/>
-          <w:color w:val="666666"/>
         </w:rPr>
         <w:t xml:space="preserve">評量記錄分欄：概念（對/半/未）、反應方式（說/指/操作）、提示層級（3獨立/2提示/1協助/0未形成，對齊課程計畫草案）。</w:t>
       </w:r>
